--- a/doc/grant_RAP_126/Dokumenty/01_technical_documentation_en.docx
+++ b/doc/grant_RAP_126/Dokumenty/01_technical_documentation_en.docx
@@ -2,13 +2,13 @@
 <file path=word/document.xml><?xml version="1.0" encoding="utf-8"?>
 <w:document xmlns:w="http://schemas.openxmlformats.org/wordprocessingml/2006/main" xmlns:m="http://schemas.openxmlformats.org/officeDocument/2006/math" xmlns:r="http://schemas.openxmlformats.org/officeDocument/2006/relationships" xmlns:o="urn:schemas-microsoft-com:office:office" xmlns:v="urn:schemas-microsoft-com:vml" xmlns:w10="urn:schemas-microsoft-com:office:word" xmlns:a="http://schemas.openxmlformats.org/drawingml/2006/main" xmlns:pic="http://schemas.openxmlformats.org/drawingml/2006/picture" xmlns:wp="http://schemas.openxmlformats.org/drawingml/2006/wordprocessingDrawing">
   <w:body>
-    <w:bookmarkStart w:id="54" w:name="X9df6b25a06a745a61130234e29ee644add1afd4"/>
+    <w:bookmarkStart w:id="54" w:name="X3834ab9118f07c8fc6058b8cfcbf83e3d69349e"/>
     <w:p>
       <w:pPr>
         <w:pStyle w:val="Heading1"/>
       </w:pPr>
       <w:r>
-        <w:t xml:space="preserve">Technical Documentation — VitalWork Sensor Control Module</w:t>
+        <w:t xml:space="preserve">Technical Documentation — BioCap Sensor Control Module</w:t>
       </w:r>
     </w:p>
     <w:p>
@@ -48,7 +48,7 @@
         <w:t xml:space="preserve"> </w:t>
       </w:r>
       <w:r>
-        <w:t xml:space="preserve">1.0</w:t>
+        <w:t xml:space="preserve">1.1</w:t>
       </w:r>
       <w:r>
         <w:t xml:space="preserve"> </w:t>
@@ -64,7 +64,7 @@
         <w:t xml:space="preserve"> </w:t>
       </w:r>
       <w:r>
-        <w:t xml:space="preserve">2026-07-22</w:t>
+        <w:t xml:space="preserve">2026-08-11</w:t>
       </w:r>
       <w:r>
         <w:t xml:space="preserve"> </w:t>
@@ -346,7 +346,7 @@
           <w:b/>
           <w:bCs/>
         </w:rPr>
-        <w:t xml:space="preserve">VitalWork</w:t>
+        <w:t xml:space="preserve">BioCap</w:t>
       </w:r>
       <w:r>
         <w:t xml:space="preserve"> </w:t>
@@ -463,13 +463,13 @@
         <w:pStyle w:val="BodyText"/>
       </w:pPr>
       <w:r>
-        <w:t xml:space="preserve">The VitalWork system consists of four physical components interconnected over local Wi-Fi and</w:t>
-      </w:r>
-      <w:r>
-        <w:t xml:space="preserve"> </w:t>
-      </w:r>
-      <w:r>
-        <w:t xml:space="preserve">Bluetooth:</w:t>
+        <w:t xml:space="preserve">The BioCap system consists of four physical components interconnected over local Wi-Fi and</w:t>
+      </w:r>
+      <w:r>
+        <w:t xml:space="preserve"> </w:t>
+      </w:r>
+      <w:r>
+        <w:t xml:space="preserve">Bluetooth, plus an optional fifth device for remote observation:</w:t>
       </w:r>
     </w:p>
     <w:tbl>
@@ -607,7 +607,7 @@
               <w:pStyle w:val="Compact"/>
             </w:pPr>
             <w:r>
-              <w:t xml:space="preserve">Respiration-rate sensor over the monitored device’s audio jack</w:t>
+              <w:t xml:space="preserve">Respiration-amplitude sensor over the monitored device’s audio jack</w:t>
             </w:r>
           </w:p>
         </w:tc>
@@ -664,18 +664,28 @@
               <w:t xml:space="preserve"> </w:t>
             </w:r>
             <w:r>
-              <w:t xml:space="preserve">(Android tablet/phone, server role)</w:t>
-            </w:r>
-          </w:p>
-        </w:tc>
-        <w:tc>
-          <w:tcPr/>
-          <w:p>
-            <w:pPr>
-              <w:pStyle w:val="Compact"/>
-            </w:pPr>
-            <w:r>
-              <w:t xml:space="preserve">The operator’s second device; watches the monitored device’s live screen over a direct Wi-Fi link</w:t>
+              <w:t xml:space="preserve">(Android tablet/phone, server role) —</w:t>
+            </w:r>
+            <w:r>
+              <w:t xml:space="preserve"> </w:t>
+            </w:r>
+            <w:r>
+              <w:rPr>
+                <w:i/>
+                <w:iCs/>
+              </w:rPr>
+              <w:t xml:space="preserve">optional</w:t>
+            </w:r>
+          </w:p>
+        </w:tc>
+        <w:tc>
+          <w:tcPr/>
+          <w:p>
+            <w:pPr>
+              <w:pStyle w:val="Compact"/>
+            </w:pPr>
+            <w:r>
+              <w:t xml:space="preserve">The operator’s second device; watches the monitored device’s live screen over a direct Wi-Fi link. Not part of the measurement chain</w:t>
             </w:r>
           </w:p>
         </w:tc>
@@ -686,7 +696,13 @@
         <w:pStyle w:val="BodyText"/>
       </w:pPr>
       <w:r>
-        <w:t xml:space="preserve">The central VitalWork server (off-device) receives uploaded sessions over HTTP.</w:t>
+        <w:t xml:space="preserve">The central BioCap server (off-device) receives uploaded sessions over HTTP. Since 2026-08 this is</w:t>
+      </w:r>
+      <w:r>
+        <w:t xml:space="preserve"> </w:t>
+      </w:r>
+      <w:r>
+        <w:t xml:space="preserve">BioCap’s own server; the application no longer shares a backend with any other system.</w:t>
       </w:r>
     </w:p>
     <w:bookmarkEnd w:id="11"/>
@@ -726,19 +742,31 @@
         <w:t xml:space="preserve"> </w:t>
       </w:r>
       <w:r>
-        <w:t xml:space="preserve">scenarios (A–E): Reference State, Cognitive Load, Distracting Environment, Long-Term Fatigue, and</w:t>
-      </w:r>
-      <w:r>
-        <w:t xml:space="preserve"> </w:t>
-      </w:r>
-      <w:r>
-        <w:t xml:space="preserve">Reaction Tasks. All timestamps come from a single NTP-corrected clock on the monitored device</w:t>
-      </w:r>
-      <w:r>
-        <w:t xml:space="preserve"> </w:t>
-      </w:r>
-      <w:r>
-        <w:t xml:space="preserve">(</w:t>
+        <w:t xml:space="preserve">scenarios (A–E): Baseline Calibration, High Cognitive Demand, Environmental Distraction, Sustained</w:t>
+      </w:r>
+      <w:r>
+        <w:t xml:space="preserve"> </w:t>
+      </w:r>
+      <w:r>
+        <w:t xml:space="preserve">Workload, and Sensorimotor Response. Each scenario has a scripted duration — 10 min for A and E,</w:t>
+      </w:r>
+      <w:r>
+        <w:t xml:space="preserve"> </w:t>
+      </w:r>
+      <w:r>
+        <w:t xml:space="preserve">20 min for B and C, 30 min for D — which drives the recording screen’s countdown and the automatic</w:t>
+      </w:r>
+      <w:r>
+        <w:t xml:space="preserve"> </w:t>
+      </w:r>
+      <w:r>
+        <w:t xml:space="preserve">return to the scenario hub. All timestamps come from a single NTP-corrected clock on the monitored</w:t>
+      </w:r>
+      <w:r>
+        <w:t xml:space="preserve"> </w:t>
+      </w:r>
+      <w:r>
+        <w:t xml:space="preserve">device (</w:t>
       </w:r>
       <w:r>
         <w:rPr>
@@ -2305,7 +2333,7 @@
         <w:rPr>
           <w:rStyle w:val="VerbatimChar"/>
         </w:rPr>
-        <w:t xml:space="preserve">└── VitalWorkApplication      (Hilt application class)</w:t>
+        <w:t xml:space="preserve">└── BioCapApplication      (Hilt application class)</w:t>
       </w:r>
       <w:r>
         <w:br/>
@@ -2314,7 +2342,7 @@
         <w:rPr>
           <w:rStyle w:val="VerbatimChar"/>
         </w:rPr>
-        <w:t xml:space="preserve">    └── VitalWorkTheme        (Material 3 theme, forced light)</w:t>
+        <w:t xml:space="preserve">    └── BioCapTheme        (Material 3 theme, forced light)</w:t>
       </w:r>
       <w:r>
         <w:br/>
@@ -3102,7 +3130,7 @@
               <w:rPr>
                 <w:rStyle w:val="VerbatimChar"/>
               </w:rPr>
-              <w:t xml:space="preserve">sessions/active/{sessionId}</w:t>
+              <w:t xml:space="preserve">sessions/active/{sessionId}?scenario={n}</w:t>
             </w:r>
           </w:p>
         </w:tc>
@@ -3140,7 +3168,7 @@
               <w:rPr>
                 <w:rStyle w:val="VerbatimChar"/>
               </w:rPr>
-              <w:t xml:space="preserve">sessions/review/{sessionId}</w:t>
+              <w:t xml:space="preserve">sessions/review/{sessionId}?showCsvSaved={bool}</w:t>
             </w:r>
           </w:p>
         </w:tc>
@@ -4099,7 +4127,7 @@
         <w:pStyle w:val="BodyText"/>
       </w:pPr>
       <w:r>
-        <w:t xml:space="preserve">Room database (schema v6) with 4 entities; cascade delete on all foreign keys. The schema uses</w:t>
+        <w:t xml:space="preserve">Room database (schema v7) with 4 entities; cascade delete on all foreign keys. The schema uses</w:t>
       </w:r>
       <w:r>
         <w:t xml:space="preserve"> </w:t>
@@ -4111,13 +4139,124 @@
         <w:t xml:space="preserve">fallbackToDestructiveMigration</w:t>
       </w:r>
       <w:r>
-        <w:t xml:space="preserve">, so a version bump wipes old local rows without a hand-written</w:t>
-      </w:r>
-      <w:r>
-        <w:t xml:space="preserve"> </w:t>
-      </w:r>
-      <w:r>
-        <w:t xml:space="preserve">migration — acceptable because sessions are already exported/uploaded by the time the schema changes.</w:t>
+        <w:t xml:space="preserve"> </w:t>
+      </w:r>
+      <w:r>
+        <w:t xml:space="preserve">as its catch-all, so a structural version bump wipes old local rows</w:t>
+      </w:r>
+      <w:r>
+        <w:t xml:space="preserve"> </w:t>
+      </w:r>
+      <w:r>
+        <w:t xml:space="preserve">without a hand-written migration — acceptable because sessions are already exported/uploaded by the</w:t>
+      </w:r>
+      <w:r>
+        <w:t xml:space="preserve"> </w:t>
+      </w:r>
+      <w:r>
+        <w:t xml:space="preserve">time the schema changes.</w:t>
+      </w:r>
+    </w:p>
+    <w:p>
+      <w:pPr>
+        <w:pStyle w:val="BodyText"/>
+      </w:pPr>
+      <w:r>
+        <w:rPr>
+          <w:b/>
+          <w:bCs/>
+        </w:rPr>
+        <w:t xml:space="preserve">v7 is the exception:</w:t>
+      </w:r>
+      <w:r>
+        <w:t xml:space="preserve"> </w:t>
+      </w:r>
+      <w:r>
+        <w:t xml:space="preserve">it ships a real</w:t>
+      </w:r>
+      <w:r>
+        <w:t xml:space="preserve"> </w:t>
+      </w:r>
+      <w:r>
+        <w:rPr>
+          <w:rStyle w:val="VerbatimChar"/>
+        </w:rPr>
+        <w:t xml:space="preserve">Migration</w:t>
+      </w:r>
+      <w:r>
+        <w:t xml:space="preserve"> </w:t>
+      </w:r>
+      <w:r>
+        <w:t xml:space="preserve">(</w:t>
+      </w:r>
+      <w:r>
+        <w:rPr>
+          <w:rStyle w:val="VerbatimChar"/>
+        </w:rPr>
+        <w:t xml:space="preserve">data/db/Migrations.kt</w:t>
+      </w:r>
+      <w:r>
+        <w:t xml:space="preserve">,</w:t>
+      </w:r>
+      <w:r>
+        <w:t xml:space="preserve"> </w:t>
+      </w:r>
+      <w:r>
+        <w:rPr>
+          <w:rStyle w:val="VerbatimChar"/>
+        </w:rPr>
+        <w:t xml:space="preserve">MIGRATION_6_7</w:t>
+      </w:r>
+      <w:r>
+        <w:t xml:space="preserve">). The</w:t>
+      </w:r>
+      <w:r>
+        <w:t xml:space="preserve"> </w:t>
+      </w:r>
+      <w:r>
+        <w:t xml:space="preserve">v7 bump only renamed the stored</w:t>
+      </w:r>
+      <w:r>
+        <w:t xml:space="preserve"> </w:t>
+      </w:r>
+      <w:r>
+        <w:rPr>
+          <w:rStyle w:val="VerbatimChar"/>
+        </w:rPr>
+        <w:t xml:space="preserve">ScenarioCode</w:t>
+      </w:r>
+      <w:r>
+        <w:t xml:space="preserve"> </w:t>
+      </w:r>
+      <w:r>
+        <w:t xml:space="preserve">values, so the affected rows are recorded sessions</w:t>
+      </w:r>
+      <w:r>
+        <w:t xml:space="preserve"> </w:t>
+      </w:r>
+      <w:r>
+        <w:t xml:space="preserve">whose data is still valid; the destructive path would have discarded real recordings for a label</w:t>
+      </w:r>
+      <w:r>
+        <w:t xml:space="preserve"> </w:t>
+      </w:r>
+      <w:r>
+        <w:t xml:space="preserve">change. The migration rewrites</w:t>
+      </w:r>
+      <w:r>
+        <w:t xml:space="preserve"> </w:t>
+      </w:r>
+      <w:r>
+        <w:rPr>
+          <w:rStyle w:val="VerbatimChar"/>
+        </w:rPr>
+        <w:t xml:space="preserve">scenarios.scenarioCode</w:t>
+      </w:r>
+      <w:r>
+        <w:t xml:space="preserve"> </w:t>
+      </w:r>
+      <w:r>
+        <w:t xml:space="preserve">in place instead.</w:t>
       </w:r>
     </w:p>
     <w:tbl>
@@ -4539,7 +4678,7 @@
               <w:rPr>
                 <w:rStyle w:val="VerbatimChar"/>
               </w:rPr>
-              <w:t xml:space="preserve">REFERENCE_STATE</w:t>
+              <w:t xml:space="preserve">BASELINE_CALIBRATION</w:t>
             </w:r>
             <w:r>
               <w:t xml:space="preserve"> </w:t>
@@ -4554,7 +4693,7 @@
               <w:rPr>
                 <w:rStyle w:val="VerbatimChar"/>
               </w:rPr>
-              <w:t xml:space="preserve">COGNITIVE_LOAD</w:t>
+              <w:t xml:space="preserve">HIGH_COGNITIVE_DEMAND</w:t>
             </w:r>
             <w:r>
               <w:t xml:space="preserve"> </w:t>
@@ -4569,7 +4708,7 @@
               <w:rPr>
                 <w:rStyle w:val="VerbatimChar"/>
               </w:rPr>
-              <w:t xml:space="preserve">DISTRACTING_ENVIRONMENT</w:t>
+              <w:t xml:space="preserve">ENVIRONMENTAL_DISTRACTION</w:t>
             </w:r>
             <w:r>
               <w:t xml:space="preserve"> </w:t>
@@ -4584,7 +4723,7 @@
               <w:rPr>
                 <w:rStyle w:val="VerbatimChar"/>
               </w:rPr>
-              <w:t xml:space="preserve">LONG_TERM_FATIGUE</w:t>
+              <w:t xml:space="preserve">SUSTAINED_WORKLOAD</w:t>
             </w:r>
             <w:r>
               <w:t xml:space="preserve"> </w:t>
@@ -4599,7 +4738,7 @@
               <w:rPr>
                 <w:rStyle w:val="VerbatimChar"/>
               </w:rPr>
-              <w:t xml:space="preserve">REACTION_TASKS</w:t>
+              <w:t xml:space="preserve">SENSORIMOTOR_RESPONSE</w:t>
             </w:r>
             <w:r>
               <w:t xml:space="preserve"> </w:t>
@@ -4715,13 +4854,7 @@
         <w:t xml:space="preserve"> </w:t>
       </w:r>
       <w:r>
-        <w:t xml:space="preserve">carries a short official code (A–E) and a display label as enum properties — the</w:t>
-      </w:r>
-      <w:r>
-        <w:t xml:space="preserve"> </w:t>
-      </w:r>
-      <w:r>
-        <w:t xml:space="preserve">constant</w:t>
+        <w:t xml:space="preserve">carries three enum properties: a short official code (A–E), a display label (e.g.</w:t>
       </w:r>
       <w:r>
         <w:t xml:space="preserve"> </w:t>
@@ -4731,6 +4864,48 @@
           <w:i/>
           <w:iCs/>
         </w:rPr>
+        <w:t xml:space="preserve">Scenario A – Baseline Calibration</w:t>
+      </w:r>
+      <w:r>
+        <w:t xml:space="preserve">), and</w:t>
+      </w:r>
+      <w:r>
+        <w:t xml:space="preserve"> </w:t>
+      </w:r>
+      <w:r>
+        <w:rPr>
+          <w:rStyle w:val="VerbatimChar"/>
+        </w:rPr>
+        <w:t xml:space="preserve">countdownMinutes</w:t>
+      </w:r>
+      <w:r>
+        <w:t xml:space="preserve"> </w:t>
+      </w:r>
+      <w:r>
+        <w:t xml:space="preserve">— the scenario’s scripted duration</w:t>
+      </w:r>
+      <w:r>
+        <w:t xml:space="preserve"> </w:t>
+      </w:r>
+      <w:r>
+        <w:t xml:space="preserve">(A/E 10 min, B/C 20 min, D 30 min).</w:t>
+      </w:r>
+    </w:p>
+    <w:p>
+      <w:pPr>
+        <w:pStyle w:val="BodyText"/>
+      </w:pPr>
+      <w:r>
+        <w:t xml:space="preserve">The constant</w:t>
+      </w:r>
+      <w:r>
+        <w:t xml:space="preserve"> </w:t>
+      </w:r>
+      <w:r>
+        <w:rPr>
+          <w:i/>
+          <w:iCs/>
+        </w:rPr>
         <w:t xml:space="preserve">name</w:t>
       </w:r>
       <w:r>
@@ -4743,16 +4918,50 @@
         <w:rPr>
           <w:rStyle w:val="VerbatimChar"/>
         </w:rPr>
-        <w:t xml:space="preserve">REFERENCE_STATE</w:t>
-      </w:r>
-      <w:r>
-        <w:t xml:space="preserve">) is what is stored in the database and sent to the server, so</w:t>
-      </w:r>
-      <w:r>
-        <w:t xml:space="preserve"> </w:t>
-      </w:r>
-      <w:r>
-        <w:t xml:space="preserve">descriptive labels can change without breaking existing rows.</w:t>
+        <w:t xml:space="preserve">BASELINE_CALIBRATION</w:t>
+      </w:r>
+      <w:r>
+        <w:t xml:space="preserve">) is what is stored in the database and sent to the</w:t>
+      </w:r>
+      <w:r>
+        <w:t xml:space="preserve"> </w:t>
+      </w:r>
+      <w:r>
+        <w:t xml:space="preserve">server, so changing a display label or a duration alone is free. Renaming a</w:t>
+      </w:r>
+      <w:r>
+        <w:t xml:space="preserve"> </w:t>
+      </w:r>
+      <w:r>
+        <w:rPr>
+          <w:i/>
+          <w:iCs/>
+        </w:rPr>
+        <w:t xml:space="preserve">constant</w:t>
+      </w:r>
+      <w:r>
+        <w:t xml:space="preserve"> </w:t>
+      </w:r>
+      <w:r>
+        <w:t xml:space="preserve">is a</w:t>
+      </w:r>
+      <w:r>
+        <w:t xml:space="preserve"> </w:t>
+      </w:r>
+      <w:r>
+        <w:t xml:space="preserve">wire-format change and requires a schema version bump with a migration — which is exactly what v7</w:t>
+      </w:r>
+      <w:r>
+        <w:t xml:space="preserve"> </w:t>
+      </w:r>
+      <w:r>
+        <w:t xml:space="preserve">was. The official letter (A–E) is the one identifier that has survived every rename, so it is the</w:t>
+      </w:r>
+      <w:r>
+        <w:t xml:space="preserve"> </w:t>
+      </w:r>
+      <w:r>
+        <w:t xml:space="preserve">safest key when correlating scenarios across releases.</w:t>
       </w:r>
     </w:p>
     <w:bookmarkEnd w:id="29"/>
@@ -4818,7 +5027,7 @@
         <w:rPr>
           <w:rStyle w:val="VerbatimChar"/>
         </w:rPr>
-        <w:t xml:space="preserve">VW-A-yyMMdd-HHmmss</w:t>
+        <w:t xml:space="preserve">BC-A-yyMMdd-HHmmss</w:t>
       </w:r>
       <w:r>
         <w:t xml:space="preserve">), so multiple devices testing in parallel never mint colliding</w:t>
@@ -5061,19 +5270,101 @@
         <w:t xml:space="preserve"> </w:t>
       </w:r>
       <w:r>
-        <w:t xml:space="preserve">nine industrial scenario codes to the five biofeedback scenarios described in §6.1. The former VR</w:t>
-      </w:r>
-      <w:r>
-        <w:t xml:space="preserve"> </w:t>
-      </w:r>
-      <w:r>
-        <w:t xml:space="preserve">phase — a Meta Quest link, an on-device HTTP server, and a UDP discovery beacon — was removed entirely</w:t>
-      </w:r>
-      <w:r>
-        <w:t xml:space="preserve"> </w:t>
-      </w:r>
-      <w:r>
-        <w:t xml:space="preserve">in this pivot and is not part of the current system.</w:t>
+        <w:t xml:space="preserve">nine industrial scenario codes to five biofeedback scenarios;</w:t>
+      </w:r>
+      <w:r>
+        <w:t xml:space="preserve"> </w:t>
+      </w:r>
+      <w:r>
+        <w:rPr>
+          <w:b/>
+          <w:bCs/>
+        </w:rPr>
+        <w:t xml:space="preserve">v7</w:t>
+      </w:r>
+      <w:r>
+        <w:t xml:space="preserve"> </w:t>
+      </w:r>
+      <w:r>
+        <w:t xml:space="preserve">renamed those five to the</w:t>
+      </w:r>
+      <w:r>
+        <w:t xml:space="preserve"> </w:t>
+      </w:r>
+      <w:r>
+        <w:t xml:space="preserve">study’s final terminology described in §6.1, and is the only bump so far that carries a hand-written</w:t>
+      </w:r>
+      <w:r>
+        <w:t xml:space="preserve"> </w:t>
+      </w:r>
+      <w:r>
+        <w:t xml:space="preserve">migration rather than the destructive fallback. The former VR phase — a Meta Quest link, an on-device</w:t>
+      </w:r>
+      <w:r>
+        <w:t xml:space="preserve"> </w:t>
+      </w:r>
+      <w:r>
+        <w:t xml:space="preserve">HTTP server, and a UDP discovery beacon — was removed entirely in this pivot and is not part of the</w:t>
+      </w:r>
+      <w:r>
+        <w:t xml:space="preserve"> </w:t>
+      </w:r>
+      <w:r>
+        <w:t xml:space="preserve">current system.</w:t>
+      </w:r>
+    </w:p>
+    <w:p>
+      <w:pPr>
+        <w:pStyle w:val="BlockText"/>
+      </w:pPr>
+      <w:r>
+        <w:rPr>
+          <w:b/>
+          <w:bCs/>
+        </w:rPr>
+        <w:t xml:space="preserve">Note for the server side:</w:t>
+      </w:r>
+      <w:r>
+        <w:t xml:space="preserve"> </w:t>
+      </w:r>
+      <w:r>
+        <w:t xml:space="preserve">the v7 rename affects the values sent on upload. A server holding</w:t>
+      </w:r>
+      <w:r>
+        <w:t xml:space="preserve"> </w:t>
+      </w:r>
+      <w:r>
+        <w:t xml:space="preserve">sessions recorded before this release will have both spellings (e.g. </w:t>
+      </w:r>
+      <w:r>
+        <w:rPr>
+          <w:rStyle w:val="VerbatimChar"/>
+        </w:rPr>
+        <w:t xml:space="preserve">COGNITIVE_LOAD</w:t>
+      </w:r>
+      <w:r>
+        <w:t xml:space="preserve"> </w:t>
+      </w:r>
+      <w:r>
+        <w:t xml:space="preserve">and</w:t>
+      </w:r>
+      <w:r>
+        <w:t xml:space="preserve"> </w:t>
+      </w:r>
+      <w:r>
+        <w:rPr>
+          <w:rStyle w:val="VerbatimChar"/>
+        </w:rPr>
+        <w:t xml:space="preserve">HIGH_COGNITIVE_DEMAND</w:t>
+      </w:r>
+      <w:r>
+        <w:t xml:space="preserve">) and needs them reconciled there; the official letter (A–E) identifies the</w:t>
+      </w:r>
+      <w:r>
+        <w:t xml:space="preserve"> </w:t>
+      </w:r>
+      <w:r>
+        <w:t xml:space="preserve">scenario unambiguously in both.</w:t>
       </w:r>
     </w:p>
     <w:p>
@@ -5354,7 +5645,7 @@
         <w:rPr>
           <w:rStyle w:val="VerbatimChar"/>
         </w:rPr>
-        <w:t xml:space="preserve">    → SessionHttpUploader (Ktor client) → POST /api/sessions/upload to the VitalWork server</w:t>
+        <w:t xml:space="preserve">    → SessionHttpUploader (Ktor client) → POST /api/sessions/upload to the BioCap server</w:t>
       </w:r>
       <w:r>
         <w:br/>
@@ -5618,7 +5909,7 @@
               <w:pStyle w:val="Compact"/>
             </w:pPr>
             <w:r>
-              <w:t xml:space="preserve">Upload to the VitalWork server, peer-link connectivity</w:t>
+              <w:t xml:space="preserve">Upload to the BioCap server, peer-link connectivity</w:t>
             </w:r>
           </w:p>
         </w:tc>
@@ -6053,13 +6344,14 @@
     <w:tbl>
       <w:tblPr>
         <w:tblStyle w:val="Table"/>
-        <w:tblW w:type="auto" w:w="0"/>
+        <w:tblW w:type="pct" w:w="5000"/>
+        <w:tblLayout w:type="fixed"/>
         <w:tblLook w:firstRow="1" w:lastRow="0" w:firstColumn="0" w:lastColumn="0" w:noHBand="0" w:noVBand="0" w:val="0020"/>
       </w:tblPr>
       <w:tblGrid>
-        <w:gridCol w:w="2640"/>
-        <w:gridCol w:w="2640"/>
-        <w:gridCol w:w="2640"/>
+        <w:gridCol w:w="3840"/>
+        <w:gridCol w:w="2160"/>
+        <w:gridCol w:w="1920"/>
       </w:tblGrid>
       <w:tr>
         <w:trPr>
@@ -6328,7 +6620,7 @@
               <w:pStyle w:val="Compact"/>
             </w:pPr>
             <w:r>
-              <w:t xml:space="preserve">current</w:t>
+              <w:t xml:space="preserve">1.6.0</w:t>
             </w:r>
           </w:p>
         </w:tc>
@@ -6363,7 +6655,7 @@
               <w:pStyle w:val="Compact"/>
             </w:pPr>
             <w:r>
-              <w:t xml:space="preserve">current</w:t>
+              <w:t xml:space="preserve">1.3.10</w:t>
             </w:r>
           </w:p>
         </w:tc>
@@ -6398,7 +6690,7 @@
               <w:pStyle w:val="Compact"/>
             </w:pPr>
             <w:r>
-              <w:t xml:space="preserve">current</w:t>
+              <w:t xml:space="preserve">19.0.0</w:t>
             </w:r>
           </w:p>
         </w:tc>
@@ -6433,7 +6725,7 @@
               <w:pStyle w:val="Compact"/>
             </w:pPr>
             <w:r>
-              <w:t xml:space="preserve">current</w:t>
+              <w:t xml:space="preserve">1.4.1</w:t>
             </w:r>
           </w:p>
         </w:tc>
@@ -6450,7 +6742,7 @@
               <w:rPr>
                 <w:rStyle w:val="VerbatimChar"/>
               </w:rPr>
-              <w:t xml:space="preserve">wear/libs/</w:t>
+              <w:t xml:space="preserve">wear/libs/samsung-health-sensor-api-1.4.1.aar</w:t>
             </w:r>
             <w:r>
               <w:t xml:space="preserve">)</w:t>
@@ -6878,7 +7170,7 @@
         <w:pStyle w:val="FirstParagraph"/>
       </w:pPr>
       <w:r>
-        <w:t xml:space="preserve">The VitalWork server base URL used by</w:t>
+        <w:t xml:space="preserve">The BioCap server used by</w:t>
       </w:r>
       <w:r>
         <w:t xml:space="preserve"> </w:t>
@@ -6893,19 +7185,101 @@
         <w:t xml:space="preserve"> </w:t>
       </w:r>
       <w:r>
-        <w:t xml:space="preserve">is also configured in</w:t>
-      </w:r>
-      <w:r>
-        <w:t xml:space="preserve"> </w:t>
-      </w:r>
-      <w:r>
-        <w:rPr>
-          <w:rStyle w:val="VerbatimChar"/>
-        </w:rPr>
-        <w:t xml:space="preserve">local.properties</w:t>
-      </w:r>
-      <w:r>
-        <w:t xml:space="preserve">.</w:t>
+        <w:t xml:space="preserve">is configured in the same file, under two keys that</w:t>
+      </w:r>
+      <w:r>
+        <w:t xml:space="preserve"> </w:t>
+      </w:r>
+      <w:r>
+        <w:t xml:space="preserve">are read into</w:t>
+      </w:r>
+      <w:r>
+        <w:t xml:space="preserve"> </w:t>
+      </w:r>
+      <w:r>
+        <w:rPr>
+          <w:rStyle w:val="VerbatimChar"/>
+        </w:rPr>
+        <w:t xml:space="preserve">BuildConfig</w:t>
+      </w:r>
+      <w:r>
+        <w:t xml:space="preserve"> </w:t>
+      </w:r>
+      <w:r>
+        <w:t xml:space="preserve">at build time:</w:t>
+      </w:r>
+    </w:p>
+    <w:p>
+      <w:pPr>
+        <w:pStyle w:val="SourceCode"/>
+      </w:pPr>
+      <w:r>
+        <w:rPr>
+          <w:rStyle w:val="VerbatimChar"/>
+        </w:rPr>
+        <w:t xml:space="preserve">BIOCAP_BASE_URL=...</w:t>
+      </w:r>
+      <w:r>
+        <w:br/>
+      </w:r>
+      <w:r>
+        <w:rPr>
+          <w:rStyle w:val="VerbatimChar"/>
+        </w:rPr>
+        <w:t xml:space="preserve">BIOCAP_API_KEY=...</w:t>
+      </w:r>
+    </w:p>
+    <w:p>
+      <w:pPr>
+        <w:pStyle w:val="FirstParagraph"/>
+      </w:pPr>
+      <w:r>
+        <w:t xml:space="preserve">If either is missing, the build still succeeds but the upload fails with</w:t>
+      </w:r>
+      <w:r>
+        <w:t xml:space="preserve"> </w:t>
+      </w:r>
+      <w:r>
+        <w:rPr>
+          <w:i/>
+          <w:iCs/>
+        </w:rPr>
+        <w:t xml:space="preserve">“Server upload is not</w:t>
+      </w:r>
+      <w:r>
+        <w:rPr>
+          <w:i/>
+          <w:iCs/>
+        </w:rPr>
+        <w:t xml:space="preserve"> </w:t>
+      </w:r>
+      <w:r>
+        <w:rPr>
+          <w:i/>
+          <w:iCs/>
+        </w:rPr>
+        <w:t xml:space="preserve">configured”</w:t>
+      </w:r>
+      <w:r>
+        <w:t xml:space="preserve"> </w:t>
+      </w:r>
+      <w:r>
+        <w:t xml:space="preserve">— the session stays</w:t>
+      </w:r>
+      <w:r>
+        <w:t xml:space="preserve"> </w:t>
+      </w:r>
+      <w:r>
+        <w:rPr>
+          <w:rStyle w:val="VerbatimChar"/>
+        </w:rPr>
+        <w:t xml:space="preserve">COMPLETED</w:t>
+      </w:r>
+      <w:r>
+        <w:t xml:space="preserve"> </w:t>
+      </w:r>
+      <w:r>
+        <w:t xml:space="preserve">and can be uploaded later, so no data is lost.</w:t>
       </w:r>
     </w:p>
     <w:bookmarkEnd w:id="45"/>
@@ -7005,7 +7379,7 @@
         <w:pStyle w:val="BodyText"/>
       </w:pPr>
       <w:r>
-        <w:t xml:space="preserve">At session end the session is automatically uploaded to the VitalWork server as a single idempotent</w:t>
+        <w:t xml:space="preserve">At session end the session is automatically uploaded to the BioCap server as a single idempotent</w:t>
       </w:r>
       <w:r>
         <w:t xml:space="preserve"> </w:t>
@@ -7164,7 +7538,7 @@
               <w:rPr>
                 <w:rStyle w:val="VerbatimChar"/>
               </w:rPr>
-              <w:t xml:space="preserve">VW-A-260722-171532_export.json</w:t>
+              <w:t xml:space="preserve">BC-A-260722-171532_export.json</w:t>
             </w:r>
           </w:p>
         </w:tc>
@@ -7233,7 +7607,7 @@
               <w:rPr>
                 <w:rStyle w:val="VerbatimChar"/>
               </w:rPr>
-              <w:t xml:space="preserve">VW-A-260722-171532_02_COGNITIVE_LOAD.csv</w:t>
+              <w:t xml:space="preserve">BC-A-260722-171532_02_HIGH_COGNITIVE_DEMAND.csv</w:t>
             </w:r>
           </w:p>
         </w:tc>
@@ -7644,7 +8018,7 @@
               <w:rPr>
                 <w:rStyle w:val="VerbatimChar"/>
               </w:rPr>
-              <w:t xml:space="preserve">VW-{prefix}-yyMMdd-HHmmss</w:t>
+              <w:t xml:space="preserve">BC-{prefix}-yyMMdd-HHmmss</w:t>
             </w:r>
           </w:p>
         </w:tc>
@@ -8065,7 +8439,7 @@
               <w:rPr>
                 <w:rStyle w:val="VerbatimChar"/>
               </w:rPr>
-              <w:t xml:space="preserve">REFERENCE_STATE</w:t>
+              <w:t xml:space="preserve">BASELINE_CALIBRATION</w:t>
             </w:r>
             <w:r>
               <w:t xml:space="preserve">,</w:t>
@@ -8077,7 +8451,7 @@
               <w:rPr>
                 <w:rStyle w:val="VerbatimChar"/>
               </w:rPr>
-              <w:t xml:space="preserve">COGNITIVE_LOAD</w:t>
+              <w:t xml:space="preserve">HIGH_COGNITIVE_DEMAND</w:t>
             </w:r>
             <w:r>
               <w:t xml:space="preserve">,</w:t>
@@ -8089,7 +8463,7 @@
               <w:rPr>
                 <w:rStyle w:val="VerbatimChar"/>
               </w:rPr>
-              <w:t xml:space="preserve">DISTRACTING_ENVIRONMENT</w:t>
+              <w:t xml:space="preserve">ENVIRONMENTAL_DISTRACTION</w:t>
             </w:r>
             <w:r>
               <w:t xml:space="preserve">,</w:t>
@@ -8101,7 +8475,7 @@
               <w:rPr>
                 <w:rStyle w:val="VerbatimChar"/>
               </w:rPr>
-              <w:t xml:space="preserve">LONG_TERM_FATIGUE</w:t>
+              <w:t xml:space="preserve">SUSTAINED_WORKLOAD</w:t>
             </w:r>
             <w:r>
               <w:t xml:space="preserve">,</w:t>
@@ -8113,7 +8487,7 @@
               <w:rPr>
                 <w:rStyle w:val="VerbatimChar"/>
               </w:rPr>
-              <w:t xml:space="preserve">REACTION_TASKS</w:t>
+              <w:t xml:space="preserve">SENSORIMOTOR_RESPONSE</w:t>
             </w:r>
           </w:p>
         </w:tc>
@@ -9060,7 +9434,7 @@
         <w:rPr>
           <w:rStyle w:val="StringTok"/>
         </w:rPr>
-        <w:t xml:space="preserve">"VW-A-260722-063346"</w:t>
+        <w:t xml:space="preserve">"BC-A-260722-063346"</w:t>
       </w:r>
       <w:r>
         <w:rPr>
@@ -9594,7 +9968,7 @@
         <w:rPr>
           <w:rStyle w:val="StringTok"/>
         </w:rPr>
-        <w:t xml:space="preserve">"COGNITIVE_LOAD"</w:t>
+        <w:t xml:space="preserve">"HIGH_COGNITIVE_DEMAND"</w:t>
       </w:r>
       <w:r>
         <w:rPr>
@@ -10558,7 +10932,7 @@
         <w:rPr>
           <w:rStyle w:val="VerbatimChar"/>
         </w:rPr>
-        <w:t xml:space="preserve"># session_code,VW-A-260722-063346</w:t>
+        <w:t xml:space="preserve"># session_code,BC-A-260722-063346</w:t>
       </w:r>
       <w:r>
         <w:br/>
@@ -10567,7 +10941,7 @@
         <w:rPr>
           <w:rStyle w:val="VerbatimChar"/>
         </w:rPr>
-        <w:t xml:space="preserve"># scenario_code,COGNITIVE_LOAD</w:t>
+        <w:t xml:space="preserve"># scenario_code,HIGH_COGNITIVE_DEMAND</w:t>
       </w:r>
       <w:r>
         <w:br/>
@@ -12149,7 +12523,7 @@
       <w:color w:themeColor="accent1" w:themeShade="BF" w:val="365F91"/>
     </w:rPr>
   </w:style>
-  <w:style w:customStyle="1" w:styleId="SourceCode" w:type="paragraph">
+  <w:style w:type="paragraph" w:customStyle="1" w:styleId="SourceCode">
     <w:name w:val="Source Code"/>
     <w:basedOn w:val="Normal"/>
     <w:link w:val="VerbatimChar"/>
@@ -12157,7 +12531,7 @@
       <w:wordWrap w:val="off"/>
     </w:pPr>
   </w:style>
-  <w:style w:customStyle="1" w:styleId="KeywordTok" w:type="character">
+  <w:style w:type="character" w:customStyle="1" w:styleId="KeywordTok">
     <w:name w:val="KeywordTok"/>
     <w:basedOn w:val="VerbatimChar"/>
     <w:rPr>
@@ -12165,77 +12539,77 @@
       <w:color w:val="007020"/>
     </w:rPr>
   </w:style>
-  <w:style w:customStyle="1" w:styleId="DataTypeTok" w:type="character">
+  <w:style w:type="character" w:customStyle="1" w:styleId="DataTypeTok">
     <w:name w:val="DataTypeTok"/>
     <w:basedOn w:val="VerbatimChar"/>
     <w:rPr>
       <w:color w:val="902000"/>
     </w:rPr>
   </w:style>
-  <w:style w:customStyle="1" w:styleId="DecValTok" w:type="character">
+  <w:style w:type="character" w:customStyle="1" w:styleId="DecValTok">
     <w:name w:val="DecValTok"/>
     <w:basedOn w:val="VerbatimChar"/>
     <w:rPr>
       <w:color w:val="40a070"/>
     </w:rPr>
   </w:style>
-  <w:style w:customStyle="1" w:styleId="BaseNTok" w:type="character">
+  <w:style w:type="character" w:customStyle="1" w:styleId="BaseNTok">
     <w:name w:val="BaseNTok"/>
     <w:basedOn w:val="VerbatimChar"/>
     <w:rPr>
       <w:color w:val="40a070"/>
     </w:rPr>
   </w:style>
-  <w:style w:customStyle="1" w:styleId="FloatTok" w:type="character">
+  <w:style w:type="character" w:customStyle="1" w:styleId="FloatTok">
     <w:name w:val="FloatTok"/>
     <w:basedOn w:val="VerbatimChar"/>
     <w:rPr>
       <w:color w:val="40a070"/>
     </w:rPr>
   </w:style>
-  <w:style w:customStyle="1" w:styleId="ConstantTok" w:type="character">
+  <w:style w:type="character" w:customStyle="1" w:styleId="ConstantTok">
     <w:name w:val="ConstantTok"/>
     <w:basedOn w:val="VerbatimChar"/>
     <w:rPr>
       <w:color w:val="880000"/>
     </w:rPr>
   </w:style>
-  <w:style w:customStyle="1" w:styleId="CharTok" w:type="character">
+  <w:style w:type="character" w:customStyle="1" w:styleId="CharTok">
     <w:name w:val="CharTok"/>
     <w:basedOn w:val="VerbatimChar"/>
     <w:rPr>
       <w:color w:val="4070a0"/>
     </w:rPr>
   </w:style>
-  <w:style w:customStyle="1" w:styleId="SpecialCharTok" w:type="character">
+  <w:style w:type="character" w:customStyle="1" w:styleId="SpecialCharTok">
     <w:name w:val="SpecialCharTok"/>
     <w:basedOn w:val="VerbatimChar"/>
     <w:rPr>
       <w:color w:val="4070a0"/>
     </w:rPr>
   </w:style>
-  <w:style w:customStyle="1" w:styleId="StringTok" w:type="character">
+  <w:style w:type="character" w:customStyle="1" w:styleId="StringTok">
     <w:name w:val="StringTok"/>
     <w:basedOn w:val="VerbatimChar"/>
     <w:rPr>
       <w:color w:val="4070a0"/>
     </w:rPr>
   </w:style>
-  <w:style w:customStyle="1" w:styleId="VerbatimStringTok" w:type="character">
+  <w:style w:type="character" w:customStyle="1" w:styleId="VerbatimStringTok">
     <w:name w:val="VerbatimStringTok"/>
     <w:basedOn w:val="VerbatimChar"/>
     <w:rPr>
       <w:color w:val="4070a0"/>
     </w:rPr>
   </w:style>
-  <w:style w:customStyle="1" w:styleId="SpecialStringTok" w:type="character">
+  <w:style w:type="character" w:customStyle="1" w:styleId="SpecialStringTok">
     <w:name w:val="SpecialStringTok"/>
     <w:basedOn w:val="VerbatimChar"/>
     <w:rPr>
       <w:color w:val="bb6688"/>
     </w:rPr>
   </w:style>
-  <w:style w:customStyle="1" w:styleId="ImportTok" w:type="character">
+  <w:style w:type="character" w:customStyle="1" w:styleId="ImportTok">
     <w:name w:val="ImportTok"/>
     <w:basedOn w:val="VerbatimChar"/>
     <w:rPr>
@@ -12243,7 +12617,7 @@
       <w:color w:val="008000"/>
     </w:rPr>
   </w:style>
-  <w:style w:customStyle="1" w:styleId="CommentTok" w:type="character">
+  <w:style w:type="character" w:customStyle="1" w:styleId="CommentTok">
     <w:name w:val="CommentTok"/>
     <w:basedOn w:val="VerbatimChar"/>
     <w:rPr>
@@ -12251,7 +12625,7 @@
       <w:color w:val="60a0b0"/>
     </w:rPr>
   </w:style>
-  <w:style w:customStyle="1" w:styleId="DocumentationTok" w:type="character">
+  <w:style w:type="character" w:customStyle="1" w:styleId="DocumentationTok">
     <w:name w:val="DocumentationTok"/>
     <w:basedOn w:val="VerbatimChar"/>
     <w:rPr>
@@ -12259,7 +12633,7 @@
       <w:color w:val="ba2121"/>
     </w:rPr>
   </w:style>
-  <w:style w:customStyle="1" w:styleId="AnnotationTok" w:type="character">
+  <w:style w:type="character" w:customStyle="1" w:styleId="AnnotationTok">
     <w:name w:val="AnnotationTok"/>
     <w:basedOn w:val="VerbatimChar"/>
     <w:rPr>
@@ -12268,7 +12642,7 @@
       <w:color w:val="60a0b0"/>
     </w:rPr>
   </w:style>
-  <w:style w:customStyle="1" w:styleId="CommentVarTok" w:type="character">
+  <w:style w:type="character" w:customStyle="1" w:styleId="CommentVarTok">
     <w:name w:val="CommentVarTok"/>
     <w:basedOn w:val="VerbatimChar"/>
     <w:rPr>
@@ -12277,28 +12651,28 @@
       <w:color w:val="60a0b0"/>
     </w:rPr>
   </w:style>
-  <w:style w:customStyle="1" w:styleId="OtherTok" w:type="character">
+  <w:style w:type="character" w:customStyle="1" w:styleId="OtherTok">
     <w:name w:val="OtherTok"/>
     <w:basedOn w:val="VerbatimChar"/>
     <w:rPr>
       <w:color w:val="007020"/>
     </w:rPr>
   </w:style>
-  <w:style w:customStyle="1" w:styleId="FunctionTok" w:type="character">
+  <w:style w:type="character" w:customStyle="1" w:styleId="FunctionTok">
     <w:name w:val="FunctionTok"/>
     <w:basedOn w:val="VerbatimChar"/>
     <w:rPr>
       <w:color w:val="06287e"/>
     </w:rPr>
   </w:style>
-  <w:style w:customStyle="1" w:styleId="VariableTok" w:type="character">
+  <w:style w:type="character" w:customStyle="1" w:styleId="VariableTok">
     <w:name w:val="VariableTok"/>
     <w:basedOn w:val="VerbatimChar"/>
     <w:rPr>
       <w:color w:val="19177c"/>
     </w:rPr>
   </w:style>
-  <w:style w:customStyle="1" w:styleId="ControlFlowTok" w:type="character">
+  <w:style w:type="character" w:customStyle="1" w:styleId="ControlFlowTok">
     <w:name w:val="ControlFlowTok"/>
     <w:basedOn w:val="VerbatimChar"/>
     <w:rPr>
@@ -12306,45 +12680,45 @@
       <w:color w:val="007020"/>
     </w:rPr>
   </w:style>
-  <w:style w:customStyle="1" w:styleId="OperatorTok" w:type="character">
+  <w:style w:type="character" w:customStyle="1" w:styleId="OperatorTok">
     <w:name w:val="OperatorTok"/>
     <w:basedOn w:val="VerbatimChar"/>
     <w:rPr>
       <w:color w:val="666666"/>
     </w:rPr>
   </w:style>
-  <w:style w:customStyle="1" w:styleId="BuiltInTok" w:type="character">
+  <w:style w:type="character" w:customStyle="1" w:styleId="BuiltInTok">
     <w:name w:val="BuiltInTok"/>
     <w:basedOn w:val="VerbatimChar"/>
     <w:rPr>
       <w:color w:val="008000"/>
     </w:rPr>
   </w:style>
-  <w:style w:customStyle="1" w:styleId="ExtensionTok" w:type="character">
+  <w:style w:type="character" w:customStyle="1" w:styleId="ExtensionTok">
     <w:name w:val="ExtensionTok"/>
     <w:basedOn w:val="VerbatimChar"/>
     <w:rPr/>
   </w:style>
-  <w:style w:customStyle="1" w:styleId="PreprocessorTok" w:type="character">
+  <w:style w:type="character" w:customStyle="1" w:styleId="PreprocessorTok">
     <w:name w:val="PreprocessorTok"/>
     <w:basedOn w:val="VerbatimChar"/>
     <w:rPr>
       <w:color w:val="bc7a00"/>
     </w:rPr>
   </w:style>
-  <w:style w:customStyle="1" w:styleId="AttributeTok" w:type="character">
+  <w:style w:type="character" w:customStyle="1" w:styleId="AttributeTok">
     <w:name w:val="AttributeTok"/>
     <w:basedOn w:val="VerbatimChar"/>
     <w:rPr>
       <w:color w:val="7d9029"/>
     </w:rPr>
   </w:style>
-  <w:style w:customStyle="1" w:styleId="RegionMarkerTok" w:type="character">
+  <w:style w:type="character" w:customStyle="1" w:styleId="RegionMarkerTok">
     <w:name w:val="RegionMarkerTok"/>
     <w:basedOn w:val="VerbatimChar"/>
     <w:rPr/>
   </w:style>
-  <w:style w:customStyle="1" w:styleId="InformationTok" w:type="character">
+  <w:style w:type="character" w:customStyle="1" w:styleId="InformationTok">
     <w:name w:val="InformationTok"/>
     <w:basedOn w:val="VerbatimChar"/>
     <w:rPr>
@@ -12353,7 +12727,7 @@
       <w:color w:val="60a0b0"/>
     </w:rPr>
   </w:style>
-  <w:style w:customStyle="1" w:styleId="WarningTok" w:type="character">
+  <w:style w:type="character" w:customStyle="1" w:styleId="WarningTok">
     <w:name w:val="WarningTok"/>
     <w:basedOn w:val="VerbatimChar"/>
     <w:rPr>
@@ -12362,7 +12736,7 @@
       <w:color w:val="60a0b0"/>
     </w:rPr>
   </w:style>
-  <w:style w:customStyle="1" w:styleId="AlertTok" w:type="character">
+  <w:style w:type="character" w:customStyle="1" w:styleId="AlertTok">
     <w:name w:val="AlertTok"/>
     <w:basedOn w:val="VerbatimChar"/>
     <w:rPr>
@@ -12370,7 +12744,7 @@
       <w:color w:val="ff0000"/>
     </w:rPr>
   </w:style>
-  <w:style w:customStyle="1" w:styleId="ErrorTok" w:type="character">
+  <w:style w:type="character" w:customStyle="1" w:styleId="ErrorTok">
     <w:name w:val="ErrorTok"/>
     <w:basedOn w:val="VerbatimChar"/>
     <w:rPr>
@@ -12378,7 +12752,7 @@
       <w:color w:val="ff0000"/>
     </w:rPr>
   </w:style>
-  <w:style w:customStyle="1" w:styleId="NormalTok" w:type="character">
+  <w:style w:type="character" w:customStyle="1" w:styleId="NormalTok">
     <w:name w:val="NormalTok"/>
     <w:basedOn w:val="VerbatimChar"/>
     <w:rPr/>
